--- a/a7/build/out/u3/A7 3.02  Question Bank.docx
+++ b/a7/build/out/u3/A7 3.02  Question Bank.docx
@@ -1906,8 +1906,67 @@
             <w:r>
               <w:drawing>
                 <wp:inline xmlns:a="http://schemas.openxmlformats.org/drawingml/2006/main" xmlns:pic="http://schemas.openxmlformats.org/drawingml/2006/picture">
+                  <wp:extent cx="118872" cy="143256"/>
+                  <wp:docPr id="20" name="Picture 20"/>
+                  <wp:cNvGraphicFramePr>
+                    <a:graphicFrameLocks noChangeAspect="1"/>
+                  </wp:cNvGraphicFramePr>
+                  <a:graphic>
+                    <a:graphicData uri="http://schemas.openxmlformats.org/drawingml/2006/picture">
+                      <pic:pic>
+                        <pic:nvPicPr>
+                          <pic:cNvPr id="0" name="bb24d5be519f1141.png"/>
+                          <pic:cNvPicPr/>
+                        </pic:nvPicPr>
+                        <pic:blipFill>
+                          <a:blip r:embed="rId28"/>
+                          <a:stretch>
+                            <a:fillRect/>
+                          </a:stretch>
+                        </pic:blipFill>
+                        <pic:spPr>
+                          <a:xfrm>
+                            <a:off x="0" y="0"/>
+                            <a:ext cx="118872" cy="143256"/>
+                          </a:xfrm>
+                          <a:prstGeom prst="rect"/>
+                        </pic:spPr>
+                      </pic:pic>
+                    </a:graphicData>
+                  </a:graphic>
+                </wp:inline>
+              </w:drawing>
+            </w:r>
+          </w:p>
+          <w:p>
+            <w:pPr>
+              <w:spacing w:before="40" w:after="40"/>
+              <w:ind w:left="1300" w:hanging="380"/>
+            </w:pPr>
+            <w:r>
+              <w:rPr>
+                <w:rFonts w:ascii="FreeSerif" w:hAnsi="FreeSerif" w:eastAsia="FreeSerif"/>
+                <w:b w:val="0"/>
+                <w:i w:val="0"/>
+                <w:color w:val="1A1A1A"/>
+                <w:sz w:val="22"/>
+              </w:rPr>
+              <w:t xml:space="preserve">○   </w:t>
+            </w:r>
+            <w:r>
+              <w:rPr>
+                <w:b w:val="0"/>
+                <w:i w:val="0"/>
+                <w:color w:val="1A1A1A"/>
+                <w:sz w:val="22"/>
+              </w:rPr>
+              <w:t xml:space="preserve">B.  </w:t>
+            </w:r>
+            <w:r>
+              <w:drawing>
+                <wp:inline xmlns:a="http://schemas.openxmlformats.org/drawingml/2006/main" xmlns:pic="http://schemas.openxmlformats.org/drawingml/2006/picture">
                   <wp:extent cx="201168" cy="143256"/>
-                  <wp:docPr id="20" name="Picture 20"/>
+                  <wp:docPr id="21" name="Picture 21"/>
                   <wp:cNvGraphicFramePr>
                     <a:graphicFrameLocks noChangeAspect="1"/>
                   </wp:cNvGraphicFramePr>
@@ -1919,7 +1978,7 @@
                           <pic:cNvPicPr/>
                         </pic:nvPicPr>
                         <pic:blipFill>
-                          <a:blip r:embed="rId28"/>
+                          <a:blip r:embed="rId29"/>
                           <a:stretch>
                             <a:fillRect/>
                           </a:stretch>
@@ -1960,13 +2019,13 @@
                 <w:color w:val="1A1A1A"/>
                 <w:sz w:val="22"/>
               </w:rPr>
-              <w:t xml:space="preserve">B.  </w:t>
+              <w:t xml:space="preserve">C.  </w:t>
             </w:r>
             <w:r>
               <w:drawing>
                 <wp:inline xmlns:a="http://schemas.openxmlformats.org/drawingml/2006/main" xmlns:pic="http://schemas.openxmlformats.org/drawingml/2006/picture">
                   <wp:extent cx="198120" cy="140208"/>
-                  <wp:docPr id="21" name="Picture 21"/>
+                  <wp:docPr id="22" name="Picture 22"/>
                   <wp:cNvGraphicFramePr>
                     <a:graphicFrameLocks noChangeAspect="1"/>
                   </wp:cNvGraphicFramePr>
@@ -1978,7 +2037,7 @@
                           <pic:cNvPicPr/>
                         </pic:nvPicPr>
                         <pic:blipFill>
-                          <a:blip r:embed="rId29"/>
+                          <a:blip r:embed="rId30"/>
                           <a:stretch>
                             <a:fillRect/>
                           </a:stretch>
@@ -1987,65 +2046,6 @@
                           <a:xfrm>
                             <a:off x="0" y="0"/>
                             <a:ext cx="198120" cy="140208"/>
-                          </a:xfrm>
-                          <a:prstGeom prst="rect"/>
-                        </pic:spPr>
-                      </pic:pic>
-                    </a:graphicData>
-                  </a:graphic>
-                </wp:inline>
-              </w:drawing>
-            </w:r>
-          </w:p>
-          <w:p>
-            <w:pPr>
-              <w:spacing w:before="40" w:after="40"/>
-              <w:ind w:left="1300" w:hanging="380"/>
-            </w:pPr>
-            <w:r>
-              <w:rPr>
-                <w:rFonts w:ascii="FreeSerif" w:hAnsi="FreeSerif" w:eastAsia="FreeSerif"/>
-                <w:b w:val="0"/>
-                <w:i w:val="0"/>
-                <w:color w:val="1A1A1A"/>
-                <w:sz w:val="22"/>
-              </w:rPr>
-              <w:t xml:space="preserve">○   </w:t>
-            </w:r>
-            <w:r>
-              <w:rPr>
-                <w:b w:val="0"/>
-                <w:i w:val="0"/>
-                <w:color w:val="1A1A1A"/>
-                <w:sz w:val="22"/>
-              </w:rPr>
-              <w:t xml:space="preserve">C.  </w:t>
-            </w:r>
-            <w:r>
-              <w:drawing>
-                <wp:inline xmlns:a="http://schemas.openxmlformats.org/drawingml/2006/main" xmlns:pic="http://schemas.openxmlformats.org/drawingml/2006/picture">
-                  <wp:extent cx="118872" cy="143256"/>
-                  <wp:docPr id="22" name="Picture 22"/>
-                  <wp:cNvGraphicFramePr>
-                    <a:graphicFrameLocks noChangeAspect="1"/>
-                  </wp:cNvGraphicFramePr>
-                  <a:graphic>
-                    <a:graphicData uri="http://schemas.openxmlformats.org/drawingml/2006/picture">
-                      <pic:pic>
-                        <pic:nvPicPr>
-                          <pic:cNvPr id="0" name="bb24d5be519f1141.png"/>
-                          <pic:cNvPicPr/>
-                        </pic:nvPicPr>
-                        <pic:blipFill>
-                          <a:blip r:embed="rId30"/>
-                          <a:stretch>
-                            <a:fillRect/>
-                          </a:stretch>
-                        </pic:blipFill>
-                        <pic:spPr>
-                          <a:xfrm>
-                            <a:off x="0" y="0"/>
-                            <a:ext cx="118872" cy="143256"/>
                           </a:xfrm>
                           <a:prstGeom prst="rect"/>
                         </pic:spPr>
@@ -2214,8 +2214,67 @@
             <w:r>
               <w:drawing>
                 <wp:inline xmlns:a="http://schemas.openxmlformats.org/drawingml/2006/main" xmlns:pic="http://schemas.openxmlformats.org/drawingml/2006/picture">
+                  <wp:extent cx="310896" cy="143256"/>
+                  <wp:docPr id="24" name="Picture 24"/>
+                  <wp:cNvGraphicFramePr>
+                    <a:graphicFrameLocks noChangeAspect="1"/>
+                  </wp:cNvGraphicFramePr>
+                  <a:graphic>
+                    <a:graphicData uri="http://schemas.openxmlformats.org/drawingml/2006/picture">
+                      <pic:pic>
+                        <pic:nvPicPr>
+                          <pic:cNvPr id="0" name="3b3be498b6dc4aac.png"/>
+                          <pic:cNvPicPr/>
+                        </pic:nvPicPr>
+                        <pic:blipFill>
+                          <a:blip r:embed="rId32"/>
+                          <a:stretch>
+                            <a:fillRect/>
+                          </a:stretch>
+                        </pic:blipFill>
+                        <pic:spPr>
+                          <a:xfrm>
+                            <a:off x="0" y="0"/>
+                            <a:ext cx="310896" cy="143256"/>
+                          </a:xfrm>
+                          <a:prstGeom prst="rect"/>
+                        </pic:spPr>
+                      </pic:pic>
+                    </a:graphicData>
+                  </a:graphic>
+                </wp:inline>
+              </w:drawing>
+            </w:r>
+          </w:p>
+          <w:p>
+            <w:pPr>
+              <w:spacing w:before="40" w:after="40"/>
+              <w:ind w:left="1300" w:hanging="380"/>
+            </w:pPr>
+            <w:r>
+              <w:rPr>
+                <w:rFonts w:ascii="FreeSerif" w:hAnsi="FreeSerif" w:eastAsia="FreeSerif"/>
+                <w:b w:val="0"/>
+                <w:i w:val="0"/>
+                <w:color w:val="1A1A1A"/>
+                <w:sz w:val="22"/>
+              </w:rPr>
+              <w:t xml:space="preserve">□   </w:t>
+            </w:r>
+            <w:r>
+              <w:rPr>
+                <w:b w:val="0"/>
+                <w:i w:val="0"/>
+                <w:color w:val="1A1A1A"/>
+                <w:sz w:val="22"/>
+              </w:rPr>
+              <w:t xml:space="preserve">B.  </w:t>
+            </w:r>
+            <w:r>
+              <w:drawing>
+                <wp:inline xmlns:a="http://schemas.openxmlformats.org/drawingml/2006/main" xmlns:pic="http://schemas.openxmlformats.org/drawingml/2006/picture">
                   <wp:extent cx="134112" cy="143256"/>
-                  <wp:docPr id="24" name="Picture 24"/>
+                  <wp:docPr id="25" name="Picture 25"/>
                   <wp:cNvGraphicFramePr>
                     <a:graphicFrameLocks noChangeAspect="1"/>
                   </wp:cNvGraphicFramePr>
@@ -2227,7 +2286,7 @@
                           <pic:cNvPicPr/>
                         </pic:nvPicPr>
                         <pic:blipFill>
-                          <a:blip r:embed="rId32"/>
+                          <a:blip r:embed="rId33"/>
                           <a:stretch>
                             <a:fillRect/>
                           </a:stretch>
@@ -2268,13 +2327,72 @@
                 <w:color w:val="1A1A1A"/>
                 <w:sz w:val="22"/>
               </w:rPr>
-              <w:t xml:space="preserve">B.  </w:t>
+              <w:t xml:space="preserve">C.  </w:t>
+            </w:r>
+            <w:r>
+              <w:drawing>
+                <wp:inline xmlns:a="http://schemas.openxmlformats.org/drawingml/2006/main" xmlns:pic="http://schemas.openxmlformats.org/drawingml/2006/picture">
+                  <wp:extent cx="115824" cy="140208"/>
+                  <wp:docPr id="26" name="Picture 26"/>
+                  <wp:cNvGraphicFramePr>
+                    <a:graphicFrameLocks noChangeAspect="1"/>
+                  </wp:cNvGraphicFramePr>
+                  <a:graphic>
+                    <a:graphicData uri="http://schemas.openxmlformats.org/drawingml/2006/picture">
+                      <pic:pic>
+                        <pic:nvPicPr>
+                          <pic:cNvPr id="0" name="71470cc5c0b770aa.png"/>
+                          <pic:cNvPicPr/>
+                        </pic:nvPicPr>
+                        <pic:blipFill>
+                          <a:blip r:embed="rId34"/>
+                          <a:stretch>
+                            <a:fillRect/>
+                          </a:stretch>
+                        </pic:blipFill>
+                        <pic:spPr>
+                          <a:xfrm>
+                            <a:off x="0" y="0"/>
+                            <a:ext cx="115824" cy="140208"/>
+                          </a:xfrm>
+                          <a:prstGeom prst="rect"/>
+                        </pic:spPr>
+                      </pic:pic>
+                    </a:graphicData>
+                  </a:graphic>
+                </wp:inline>
+              </w:drawing>
+            </w:r>
+          </w:p>
+          <w:p>
+            <w:pPr>
+              <w:spacing w:before="40" w:after="40"/>
+              <w:ind w:left="1300" w:hanging="380"/>
+            </w:pPr>
+            <w:r>
+              <w:rPr>
+                <w:rFonts w:ascii="FreeSerif" w:hAnsi="FreeSerif" w:eastAsia="FreeSerif"/>
+                <w:b w:val="0"/>
+                <w:i w:val="0"/>
+                <w:color w:val="1A1A1A"/>
+                <w:sz w:val="22"/>
+              </w:rPr>
+              <w:t xml:space="preserve">□   </w:t>
+            </w:r>
+            <w:r>
+              <w:rPr>
+                <w:b w:val="0"/>
+                <w:i w:val="0"/>
+                <w:color w:val="1A1A1A"/>
+                <w:sz w:val="22"/>
+              </w:rPr>
+              <w:t xml:space="preserve">D.  </w:t>
             </w:r>
             <w:r>
               <w:drawing>
                 <wp:inline xmlns:a="http://schemas.openxmlformats.org/drawingml/2006/main" xmlns:pic="http://schemas.openxmlformats.org/drawingml/2006/picture">
                   <wp:extent cx="109728" cy="249935"/>
-                  <wp:docPr id="25" name="Picture 25"/>
+                  <wp:docPr id="27" name="Picture 27"/>
                   <wp:cNvGraphicFramePr>
                     <a:graphicFrameLocks noChangeAspect="1"/>
                   </wp:cNvGraphicFramePr>
@@ -2286,7 +2404,7 @@
                           <pic:cNvPicPr/>
                         </pic:nvPicPr>
                         <pic:blipFill>
-                          <a:blip r:embed="rId33"/>
+                          <a:blip r:embed="rId35"/>
                           <a:stretch>
                             <a:fillRect/>
                           </a:stretch>
@@ -2327,13 +2445,13 @@
                 <w:color w:val="1A1A1A"/>
                 <w:sz w:val="22"/>
               </w:rPr>
-              <w:t xml:space="preserve">C.  </w:t>
+              <w:t xml:space="preserve">E.  </w:t>
             </w:r>
             <w:r>
               <w:drawing>
                 <wp:inline xmlns:a="http://schemas.openxmlformats.org/drawingml/2006/main" xmlns:pic="http://schemas.openxmlformats.org/drawingml/2006/picture">
                   <wp:extent cx="356616" cy="170688"/>
-                  <wp:docPr id="26" name="Picture 26"/>
+                  <wp:docPr id="28" name="Picture 28"/>
                   <wp:cNvGraphicFramePr>
                     <a:graphicFrameLocks noChangeAspect="1"/>
                   </wp:cNvGraphicFramePr>
@@ -2345,7 +2463,7 @@
                           <pic:cNvPicPr/>
                         </pic:nvPicPr>
                         <pic:blipFill>
-                          <a:blip r:embed="rId34"/>
+                          <a:blip r:embed="rId36"/>
                           <a:stretch>
                             <a:fillRect/>
                           </a:stretch>
@@ -2386,72 +2504,13 @@
                 <w:color w:val="1A1A1A"/>
                 <w:sz w:val="22"/>
               </w:rPr>
-              <w:t xml:space="preserve">D.  </w:t>
-            </w:r>
-            <w:r>
-              <w:drawing>
-                <wp:inline xmlns:a="http://schemas.openxmlformats.org/drawingml/2006/main" xmlns:pic="http://schemas.openxmlformats.org/drawingml/2006/picture">
-                  <wp:extent cx="115824" cy="140208"/>
-                  <wp:docPr id="27" name="Picture 27"/>
-                  <wp:cNvGraphicFramePr>
-                    <a:graphicFrameLocks noChangeAspect="1"/>
-                  </wp:cNvGraphicFramePr>
-                  <a:graphic>
-                    <a:graphicData uri="http://schemas.openxmlformats.org/drawingml/2006/picture">
-                      <pic:pic>
-                        <pic:nvPicPr>
-                          <pic:cNvPr id="0" name="71470cc5c0b770aa.png"/>
-                          <pic:cNvPicPr/>
-                        </pic:nvPicPr>
-                        <pic:blipFill>
-                          <a:blip r:embed="rId35"/>
-                          <a:stretch>
-                            <a:fillRect/>
-                          </a:stretch>
-                        </pic:blipFill>
-                        <pic:spPr>
-                          <a:xfrm>
-                            <a:off x="0" y="0"/>
-                            <a:ext cx="115824" cy="140208"/>
-                          </a:xfrm>
-                          <a:prstGeom prst="rect"/>
-                        </pic:spPr>
-                      </pic:pic>
-                    </a:graphicData>
-                  </a:graphic>
-                </wp:inline>
-              </w:drawing>
-            </w:r>
-          </w:p>
-          <w:p>
-            <w:pPr>
-              <w:spacing w:before="40" w:after="40"/>
-              <w:ind w:left="1300" w:hanging="380"/>
-            </w:pPr>
-            <w:r>
-              <w:rPr>
-                <w:rFonts w:ascii="FreeSerif" w:hAnsi="FreeSerif" w:eastAsia="FreeSerif"/>
-                <w:b w:val="0"/>
-                <w:i w:val="0"/>
-                <w:color w:val="1A1A1A"/>
-                <w:sz w:val="22"/>
-              </w:rPr>
-              <w:t xml:space="preserve">□   </w:t>
-            </w:r>
-            <w:r>
-              <w:rPr>
-                <w:b w:val="0"/>
-                <w:i w:val="0"/>
-                <w:color w:val="1A1A1A"/>
-                <w:sz w:val="22"/>
-              </w:rPr>
-              <w:t xml:space="preserve">E.  </w:t>
+              <w:t xml:space="preserve">F.  </w:t>
             </w:r>
             <w:r>
               <w:drawing>
                 <wp:inline xmlns:a="http://schemas.openxmlformats.org/drawingml/2006/main" xmlns:pic="http://schemas.openxmlformats.org/drawingml/2006/picture">
                   <wp:extent cx="109728" cy="249935"/>
-                  <wp:docPr id="28" name="Picture 28"/>
+                  <wp:docPr id="29" name="Picture 29"/>
                   <wp:cNvGraphicFramePr>
                     <a:graphicFrameLocks noChangeAspect="1"/>
                   </wp:cNvGraphicFramePr>
@@ -2463,7 +2522,7 @@
                           <pic:cNvPicPr/>
                         </pic:nvPicPr>
                         <pic:blipFill>
-                          <a:blip r:embed="rId36"/>
+                          <a:blip r:embed="rId37"/>
                           <a:stretch>
                             <a:fillRect/>
                           </a:stretch>
@@ -2472,65 +2531,6 @@
                           <a:xfrm>
                             <a:off x="0" y="0"/>
                             <a:ext cx="109728" cy="249935"/>
-                          </a:xfrm>
-                          <a:prstGeom prst="rect"/>
-                        </pic:spPr>
-                      </pic:pic>
-                    </a:graphicData>
-                  </a:graphic>
-                </wp:inline>
-              </w:drawing>
-            </w:r>
-          </w:p>
-          <w:p>
-            <w:pPr>
-              <w:spacing w:before="40" w:after="40"/>
-              <w:ind w:left="1300" w:hanging="380"/>
-            </w:pPr>
-            <w:r>
-              <w:rPr>
-                <w:rFonts w:ascii="FreeSerif" w:hAnsi="FreeSerif" w:eastAsia="FreeSerif"/>
-                <w:b w:val="0"/>
-                <w:i w:val="0"/>
-                <w:color w:val="1A1A1A"/>
-                <w:sz w:val="22"/>
-              </w:rPr>
-              <w:t xml:space="preserve">□   </w:t>
-            </w:r>
-            <w:r>
-              <w:rPr>
-                <w:b w:val="0"/>
-                <w:i w:val="0"/>
-                <w:color w:val="1A1A1A"/>
-                <w:sz w:val="22"/>
-              </w:rPr>
-              <w:t xml:space="preserve">F.  </w:t>
-            </w:r>
-            <w:r>
-              <w:drawing>
-                <wp:inline xmlns:a="http://schemas.openxmlformats.org/drawingml/2006/main" xmlns:pic="http://schemas.openxmlformats.org/drawingml/2006/picture">
-                  <wp:extent cx="310896" cy="143256"/>
-                  <wp:docPr id="29" name="Picture 29"/>
-                  <wp:cNvGraphicFramePr>
-                    <a:graphicFrameLocks noChangeAspect="1"/>
-                  </wp:cNvGraphicFramePr>
-                  <a:graphic>
-                    <a:graphicData uri="http://schemas.openxmlformats.org/drawingml/2006/picture">
-                      <pic:pic>
-                        <pic:nvPicPr>
-                          <pic:cNvPr id="0" name="3b3be498b6dc4aac.png"/>
-                          <pic:cNvPicPr/>
-                        </pic:nvPicPr>
-                        <pic:blipFill>
-                          <a:blip r:embed="rId37"/>
-                          <a:stretch>
-                            <a:fillRect/>
-                          </a:stretch>
-                        </pic:blipFill>
-                        <pic:spPr>
-                          <a:xfrm>
-                            <a:off x="0" y="0"/>
-                            <a:ext cx="310896" cy="143256"/>
                           </a:xfrm>
                           <a:prstGeom prst="rect"/>
                         </pic:spPr>
